--- a/documents/sops/SOP-WH-001_Goods_Receiving_Procedure.docx
+++ b/documents/sops/SOP-WH-001_Goods_Receiving_Procedure.docx
@@ -4289,7 +4289,7 @@
               <w:bottom w:val="none"/>
               <w:right w:val="none"/>
             </w:tcBorders>
-            <w:shd w:color="DC2626" w:val="solid"/>
+            <w:shd w:color="1B2A4A" w:val="solid"/>
           </w:tcPr>
           <w:p>
             <w:pPr>
@@ -5747,7 +5747,7 @@
           <w:sz w:val="21"/>
           <w:szCs w:val="21"/>
         </w:rPr>
-        <w:t xml:space="preserve">Cross-reference IoT sensor data from Tive/Sensitech tracker (if sensor is present on the shipment). Access the Cold Chain Monitoring Dashboard (Qlik Sense) or the Tive portal directly. Compare the sensor temperature curve with your probe readings. Any discrepancy &gt; 2°C between sensor and probe requires investigation — the sensor may be improperly positioned or malfunctioning.</w:t>
+        <w:t xml:space="preserve">Cross-reference IoT sensor data from Tive/Sensitech tracker (if sensor is present on the shipment). Access the Cold Chain Monitoring Dashboard (Qlik Analytics) or the Tive portal directly. Compare the sensor temperature curve with your probe readings. Any discrepancy &gt; 2°C between sensor and probe requires investigation — the sensor may be improperly positioned or malfunctioning.</w:t>
       </w:r>
     </w:p>
     <w:tbl>

--- a/documents/sops/SOP-WH-001_Goods_Receiving_Procedure.docx
+++ b/documents/sops/SOP-WH-001_Goods_Receiving_Procedure.docx
@@ -8879,7 +8879,7 @@
           <w:sz w:val="21"/>
           <w:szCs w:val="21"/>
         </w:rPr>
-        <w:t xml:space="preserve">DAILY SYNC VERIFICATION (mandatory until Project CLARITY pipeline monitoring is deployed): At 08:00 local time, the Inventory Control Analyst selects 5 random transactions from the previous day's WMS receiving log and verifies each appears in SAP with matching quantities. Results recorded in the Daily Sync Check Spreadsheet (SharePoint &gt; Supply Chain &gt; Inventory Control &gt; Daily Sync Checks). Estimated time: 15-20 minutes. Reference: TRN-2025-001 Section 5.</w:t>
+        <w:t xml:space="preserve">DAILY SYNC VERIFICATION (mandatory until Project Qlarity pipeline monitoring is deployed): At 08:00 local time, the Inventory Control Analyst selects 5 random transactions from the previous day's WMS receiving log and verifies each appears in SAP with matching quantities. Results recorded in the Daily Sync Check Spreadsheet (SharePoint &gt; Supply Chain &gt; Inventory Control &gt; Daily Sync Checks). Estimated time: 15-20 minutes. Reference: TRN-2025-001 Section 5.</w:t>
       </w:r>
     </w:p>
     <w:p>

--- a/documents/sops/SOP-WH-001_Goods_Receiving_Procedure.docx
+++ b/documents/sops/SOP-WH-001_Goods_Receiving_Procedure.docx
@@ -3650,7 +3650,7 @@
           <w:sz w:val="21"/>
           <w:szCs w:val="21"/>
         </w:rPr>
-        <w:t xml:space="preserve">Supplier name matches (NOTE: supplier names may vary between systems due to the Product Master Data issue — refer to the Supplier Cross-Reference Guide SOP-DATA-003 if the name does not match exactly. Common example: Samsung appears as 'Samsung Electronics Co., Ltd.' in SAP, 'Samsung Elec.' in WMS, 'SAMSUNG' in Salesforce, and 'Samsung Corp' in the procurement spreadsheet. All four refer to the same supplier.)</w:t>
+        <w:t xml:space="preserve">Supplier name matches (NOTE: supplier names may vary between systems due to the Product Master Data issue — refer to the Supplier Cross-Reference Guide SOP-DATA-003 if the name does not match exactly. Common example: Samsung appears as 'Samsung Electronics Co., Ltd.' in SAP, 'Samsung Elec.' in WMS, 'SAMSUNG' in Meridian CRM, and 'Samsung Corp' in the procurement spreadsheet. All four refer to the same supplier.)</w:t>
       </w:r>
     </w:p>
     <w:p>
